--- a/cv/cv.docx
+++ b/cv/cv.docx
@@ -31,15 +31,26 @@
     </w:p>
     <w:p>
       <w:pPr>
-        <w:spacing w:before="80" w:after="0"/>
-        <w:jc w:val="center"/>
-      </w:pPr>
-      <w:r>
-        <w:rPr>
-          <w:i/>
-          <w:sz w:val="19"/>
-          <w:szCs w:val="19"/>
-        </w:rPr>
+        <w:keepNext/>
+        <w:pBdr>
+          <w:bottom w:val="single" w:sz="4" w:space="1" w:color="000000"/>
+        </w:pBdr>
+        <w:spacing w:before="200" w:after="100"/>
+      </w:pPr>
+      <w:r>
+        <w:rPr>
+          <w:smallCaps/>
+          <w:sz w:val="23"/>
+          <w:szCs w:val="23"/>
+        </w:rPr>
+        <w:t xml:space="preserve">Objective</w:t>
+      </w:r>
+    </w:p>
+    <w:p>
+      <w:pPr>
+        <w:spacing w:before="40" w:after="0"/>
+      </w:pPr>
+      <w:r>
         <w:t xml:space="preserve">Aspiring physician-scientist in translational medicine: designing peptide therapeutics computationally and modelling biological systems, alongside research in the history of medicine and early modern Sikh history.</w:t>
       </w:r>
     </w:p>

--- a/cv/cv.docx
+++ b/cv/cv.docx
@@ -4068,6 +4068,17 @@
       </w:pPr>
       <w:r>
         <w:t xml:space="preserve">Gurmat Sangeet (classical Indian music in the Sikh devotional tradition); wrestling and martial arts; ping-pong; travel; reading history, epistemology and comparative theology.</w:t>
+      </w:r>
+    </w:p>
+    <w:p>
+      <w:pPr>
+        <w:spacing w:before="320" w:after="0"/>
+      </w:pPr>
+      <w:r>
+        <w:rPr>
+          <w:i/>
+        </w:rPr>
+        <w:t xml:space="preserve">References available upon request</w:t>
       </w:r>
     </w:p>
     <w:sectPr>

--- a/cv/cv.docx
+++ b/cv/cv.docx
@@ -116,20 +116,7 @@
         <w:ind w:left="300" w:hanging="220"/>
       </w:pPr>
       <w:r>
-        <w:t xml:space="preserve">UK Good 2:1 Honours equivalent.</w:t>
-      </w:r>
-    </w:p>
-    <w:p>
-      <w:pPr>
-        <w:numPr>
-          <w:ilvl w:val="0"/>
-          <w:numId w:val="1"/>
-        </w:numPr>
-        <w:spacing w:before="0" w:after="0"/>
-        <w:ind w:left="300" w:hanging="220"/>
-      </w:pPr>
-      <w:r>
-        <w:t xml:space="preserve">Dean’s List in all semesters.</w:t>
+        <w:t xml:space="preserve">Dean’s List all semesters.</w:t>
       </w:r>
     </w:p>
     <w:p>

--- a/cv/cv.docx
+++ b/cv/cv.docx
@@ -268,7 +268,7 @@
         <w:rPr>
           <w:b/>
         </w:rPr>
-        <w:t xml:space="preserve">simplifying &amp; modeling biophysical neuron systems</w:t>
+        <w:t xml:space="preserve">signal transduction pathways in neurological disease</w:t>
       </w:r>
       <w:r>
         <w:t xml:space="preserve"> (Dr Horacio Rotstein, in progress); American medicine &amp; end-of-life care (Dr Stephen Pemberton, in progress); intellectual history in the early modern Khalsa (Harvard Sikh Center &amp; Satnam Singh, in progress)</w:t>
@@ -628,7 +628,7 @@
         <w:ind w:left="300" w:hanging="220"/>
       </w:pPr>
       <w:r>
-        <w:t xml:space="preserve">Derive reduced mathematical descriptions of biophysical neuronal models and characterize the dynamical properties retained by the reduced systems.</w:t>
+        <w:t xml:space="preserve">Model signal transduction pathways in neurological disease as dynamical systems, beginning with GRK/beta-arrestin receptor desensitization as a negative-feedback adaptation motif.</w:t>
       </w:r>
     </w:p>
     <w:p>
@@ -855,7 +855,38 @@
         <w:ind w:left="300" w:hanging="220"/>
       </w:pPr>
       <w:r>
-        <w:t xml:space="preserve">Synthesize legal, clinical and cultural developments in American end-of-life care from the late twentieth century to today; develop scholarship intended for submission to a peer-reviewed humanities journal.</w:t>
+        <w:t xml:space="preserve">Trace the legal history of end-of-life decision-making from </w:t>
+      </w:r>
+      <w:r>
+        <w:rPr>
+          <w:i/>
+        </w:rPr>
+        <w:t xml:space="preserve">In re Quinlan</w:t>
+      </w:r>
+      <w:r>
+        <w:t xml:space="preserve"> (1976) to </w:t>
+      </w:r>
+      <w:r>
+        <w:rPr>
+          <w:i/>
+        </w:rPr>
+        <w:t xml:space="preserve">Cruzan v. Director, Missouri Department of Health</w:t>
+      </w:r>
+      <w:r>
+        <w:t xml:space="preserve"> (1990).</w:t>
+      </w:r>
+    </w:p>
+    <w:p>
+      <w:pPr>
+        <w:numPr>
+          <w:ilvl w:val="0"/>
+          <w:numId w:val="1"/>
+        </w:numPr>
+        <w:spacing w:before="0" w:after="0"/>
+        <w:ind w:left="300" w:hanging="220"/>
+      </w:pPr>
+      <w:r>
+        <w:t xml:space="preserve">Compare how three physician-authors, Sherwin Nuland, Atul Gawande and Haider Warraich, account for dying in modern American medicine; develop scholarship intended for submission to a peer-reviewed humanities journal.</w:t>
       </w:r>
     </w:p>
     <w:p>

--- a/cv/cv.docx
+++ b/cv/cv.docx
@@ -268,7 +268,7 @@
         <w:rPr>
           <w:b/>
         </w:rPr>
-        <w:t xml:space="preserve">signal transduction pathways in neurological disease</w:t>
+        <w:t xml:space="preserve">simplifying &amp; modeling the MAPK/ERK pathway for therapeutic intervention</w:t>
       </w:r>
       <w:r>
         <w:t xml:space="preserve"> (Dr Horacio Rotstein, in progress); American medicine &amp; end-of-life care (Dr Stephen Pemberton, in progress); intellectual history in the early modern Khalsa (Harvard Sikh Center &amp; Satnam Singh, in progress)</w:t>
@@ -592,7 +592,7 @@
         <w:rPr>
           <w:b/>
         </w:rPr>
-        <w:t xml:space="preserve">Undergraduate Researcher, Mathematical Neuroscience</w:t>
+        <w:t xml:space="preserve">Undergraduate Researcher, Systems Biology</w:t>
       </w:r>
       <w:r>
         <w:tab/>
@@ -628,7 +628,7 @@
         <w:ind w:left="300" w:hanging="220"/>
       </w:pPr>
       <w:r>
-        <w:t xml:space="preserve">Model signal transduction pathways in neurological disease as dynamical systems, beginning with GRK/beta-arrestin receptor desensitization as a negative-feedback adaptation motif.</w:t>
+        <w:t xml:space="preserve">Simplify and model the MAPK/ERK (Ras-Raf-MEK-ERK) signaling pathway in cancer as a dynamical system, to identify points for therapeutic intervention.</w:t>
       </w:r>
     </w:p>
     <w:p>

--- a/cv/cv.docx
+++ b/cv/cv.docx
@@ -3727,6 +3727,19 @@
       </w:pPr>
       <w:r>
         <w:t xml:space="preserve">New Jersey Emergency Medical Technician licence</w:t>
+      </w:r>
+    </w:p>
+    <w:p>
+      <w:pPr>
+        <w:numPr>
+          <w:ilvl w:val="0"/>
+          <w:numId w:val="1"/>
+        </w:numPr>
+        <w:spacing w:before="0" w:after="0"/>
+        <w:ind w:left="300" w:hanging="220"/>
+      </w:pPr>
+      <w:r>
+        <w:t xml:space="preserve">National Institutes of Health, Introduction to the Principles and Practice of Clinical Research (IPPCR), certificate of completion</w:t>
       </w:r>
     </w:p>
     <w:p>

--- a/cv/cv.docx
+++ b/cv/cv.docx
@@ -2545,8 +2545,16 @@
         <w:rPr>
           <w:b/>
         </w:rPr>
-        <w:t xml:space="preserve">Article feature: ‘Undergraduate Student Researchers on Campus’</w:t>
-      </w:r>
+        <w:t xml:space="preserve">Article feature: </w:t>
+      </w:r>
+      <w:hyperlink r:id="rIdLink1" w:history="1">
+        <w:r>
+          <w:rPr>
+            <w:b/>
+          </w:rPr>
+          <w:t xml:space="preserve">‘Undergraduate Student Researchers on Campus’</w:t>
+        </w:r>
+      </w:hyperlink>
       <w:r>
         <w:tab/>
       </w:r>

--- a/cv/cv.docx
+++ b/cv/cv.docx
@@ -2541,18 +2541,12 @@
         </w:tabs>
         <w:spacing w:before="80" w:after="0"/>
       </w:pPr>
-      <w:r>
-        <w:rPr>
-          <w:b/>
-        </w:rPr>
-        <w:t xml:space="preserve">Article feature: </w:t>
-      </w:r>
       <w:hyperlink r:id="rIdLink1" w:history="1">
         <w:r>
           <w:rPr>
             <w:b/>
           </w:rPr>
-          <w:t xml:space="preserve">‘Undergraduate Student Researchers on Campus’</w:t>
+          <w:t xml:space="preserve">Article feature: ‘Undergraduate Student Researchers on Campus’</w:t>
         </w:r>
       </w:hyperlink>
       <w:r>

--- a/cv/cv.docx
+++ b/cv/cv.docx
@@ -2162,12 +2162,14 @@
         </w:tabs>
         <w:spacing w:before="80" w:after="0"/>
       </w:pPr>
-      <w:r>
-        <w:rPr>
-          <w:b/>
-        </w:rPr>
-        <w:t xml:space="preserve">Invited student roundtable speaker</w:t>
-      </w:r>
+      <w:hyperlink r:id="rIdLink1" w:history="1">
+        <w:r>
+          <w:rPr>
+            <w:b/>
+          </w:rPr>
+          <w:t xml:space="preserve">Invited student roundtable speaker</w:t>
+        </w:r>
+      </w:hyperlink>
       <w:r>
         <w:tab/>
       </w:r>
@@ -2462,12 +2464,14 @@
         </w:tabs>
         <w:spacing w:before="80" w:after="0"/>
       </w:pPr>
-      <w:r>
-        <w:rPr>
-          <w:b/>
-        </w:rPr>
-        <w:t xml:space="preserve">Article feature: ‘150+ Honors Scholars Showcase Findings at Interdisciplinary Research Forum’</w:t>
-      </w:r>
+      <w:hyperlink r:id="rIdLink2" w:history="1">
+        <w:r>
+          <w:rPr>
+            <w:b/>
+          </w:rPr>
+          <w:t xml:space="preserve">Article feature: ‘150+ Honors Scholars Showcase Findings at Interdisciplinary Research Forum’</w:t>
+        </w:r>
+      </w:hyperlink>
       <w:r>
         <w:t xml:space="preserve"> – Nayib Morán, NJIT News</w:t>
       </w:r>
@@ -2541,7 +2545,7 @@
         </w:tabs>
         <w:spacing w:before="80" w:after="0"/>
       </w:pPr>
-      <w:hyperlink r:id="rIdLink1" w:history="1">
+      <w:hyperlink r:id="rIdLink3" w:history="1">
         <w:r>
           <w:rPr>
             <w:b/>

--- a/cv/cv.docx
+++ b/cv/cv.docx
@@ -475,7 +475,7 @@
         <w:ind w:left="300" w:hanging="220"/>
       </w:pPr>
       <w:r>
-        <w:t xml:space="preserve">Designed cyclic peptides against multiple sclerosis autoantibodies eight-residue design scaffold &amp; Rosetta/FlexPepDock workflow; ran molecular-dynamics simulations for my top-ranked peptide CAP8, with GROMACS simulations &amp; alanine scanning; in the published study, CAP8 bound anti-GlialCAM autoantibody with </w:t>
+        <w:t xml:space="preserve">Designed cyclic peptides against multiple sclerosis autoantibodies with eight-residue design scaffold &amp; Rosetta/FlexPepDock workflow; ran molecular-dynamics simulations for my top-ranked peptide CAP8, with GROMACS simulations &amp; alanine scanning; in the published study, CAP8 bound anti-GlialCAM autoantibody with </w:t>
       </w:r>
       <w:r>
         <w:rPr>
@@ -546,7 +546,7 @@
         <w:t xml:space="preserve">redacted target</w:t>
       </w:r>
       <w:r>
-        <w:t xml:space="preserve">, docking &amp; refinement along.</w:t>
+        <w:t xml:space="preserve">, docking &amp; refinement.</w:t>
       </w:r>
     </w:p>
     <w:p>
@@ -2475,7 +2475,7 @@
         <w:t xml:space="preserve">Male Contraceptive Initiative travel award</w:t>
       </w:r>
       <w:r>
-        <w:t xml:space="preserve">; $500; only Trainee selected</w:t>
+        <w:t xml:space="preserve">; $500; only trainee selected</w:t>
       </w:r>
       <w:r>
         <w:tab/>

--- a/cv/cv.docx
+++ b/cv/cv.docx
@@ -3420,16 +3420,31 @@
     </w:p>
     <w:p>
       <w:pPr>
-        <w:tabs>
-          <w:tab w:val="right" w:pos="9866"/>
-        </w:tabs>
-        <w:spacing w:before="0" w:after="0"/>
-      </w:pPr>
-      <w:r>
-        <w:tab/>
-      </w:r>
-      <w:r>
-        <w:t xml:space="preserve">Sep 2025 – Dec 2025</w:t>
+        <w:keepNext/>
+        <w:tabs>
+          <w:tab w:val="right" w:pos="9866"/>
+        </w:tabs>
+        <w:spacing w:before="0" w:after="0"/>
+      </w:pPr>
+      <w:r>
+        <w:tab/>
+      </w:r>
+      <w:r>
+        <w:t xml:space="preserve">Sep 2025 – Dec 2025,</w:t>
+      </w:r>
+    </w:p>
+    <w:p>
+      <w:pPr>
+        <w:tabs>
+          <w:tab w:val="right" w:pos="9866"/>
+        </w:tabs>
+        <w:spacing w:before="0" w:after="0"/>
+      </w:pPr>
+      <w:r>
+        <w:tab/>
+      </w:r>
+      <w:r>
+        <w:t xml:space="preserve">Sep 2026 – Dec 2026</w:t>
       </w:r>
     </w:p>
     <w:p>
